--- a/docs/projet/tests-utilisateurs/word/Cahier_de_test_04_BTP_et_Immobilier.docx
+++ b/docs/projet/tests-utilisateurs/word/Cahier_de_test_04_BTP_et_Immobilier.docx
@@ -787,7 +787,7 @@
           <w:sz w:val="20"/>
           <w:szCs w:val="20"/>
         </w:rPr>
-        <w:t xml:space="preserve">Se connecter. Ouvrez l'adresse de la recette communiquée par E-VOLUTION XP, dans Chrome ou Edge, puis la tuile Finance de l'accueil. Identifiant : le compte de test indiqué dans le scénario. Mot de passe : le mot de passe commun de la recette, communiqué par E-VOLUTION XP. Les comptes BTP et immobilier s'ouvrent directement sur leur écran.</w:t>
+        <w:t xml:space="preserve">Se connecter. Ouvrez l'adresse de la recette communiquée par E-VOLUTION XP, dans Chrome ou Edge, puis la tuile « BTP » ou « Immobilier » du rayon Finance de l'accueil. Identifiant : le compte de test indiqué dans le scénario. Mot de passe : le mot de passe commun de la recette, communiqué par E-VOLUTION XP. Les comptes BTP et immobilier s'ouvrent directement sur leur écran.</w:t>
       </w:r>
     </w:p>
     <w:p>
